--- a/DIseño de interfaces/Tarea 03_01/guia_estilo.docx
+++ b/DIseño de interfaces/Tarea 03_01/guia_estilo.docx
@@ -5906,7 +5906,7 @@
           </mc:Choice>
           <mc:Fallback>
             <w:pict>
-              <v:rect w14:anchorId="103F318B" id="Rectángulo 1" o:spid="_x0000_s1026" style="position:absolute;margin-left:-22.05pt;margin-top:3.35pt;width:199pt;height:182.8pt;z-index:-251706368;visibility:visible;mso-wrap-style:square;mso-width-percent:0;mso-height-percent:0;mso-wrap-distance-left:9pt;mso-wrap-distance-top:0;mso-wrap-distance-right:9pt;mso-wrap-distance-bottom:0;mso-position-horizontal:absolute;mso-position-horizontal-relative:text;mso-position-vertical:absolute;mso-position-vertical-relative:text;mso-width-percent:0;mso-height-percent:0;mso-width-relative:margin;mso-height-relative:margin;v-text-anchor:middle" o:gfxdata="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" fillcolor="black [3200]" strokecolor="black [3040]">
+              <v:rect w14:anchorId="2A0915F3" id="Rectángulo 1" o:spid="_x0000_s1026" style="position:absolute;margin-left:-22.05pt;margin-top:3.35pt;width:199pt;height:182.8pt;z-index:-251706368;visibility:visible;mso-wrap-style:square;mso-width-percent:0;mso-height-percent:0;mso-wrap-distance-left:9pt;mso-wrap-distance-top:0;mso-wrap-distance-right:9pt;mso-wrap-distance-bottom:0;mso-position-horizontal:absolute;mso-position-horizontal-relative:text;mso-position-vertical:absolute;mso-position-vertical-relative:text;mso-width-percent:0;mso-height-percent:0;mso-width-relative:margin;mso-height-relative:margin;v-text-anchor:middle" o:gfxdata="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" fillcolor="black [3200]" strokecolor="black [3040]">
                 <v:fill color2="gray [1616]" rotate="t" angle="180" focus="100%" type="gradient">
                   <o:fill v:ext="view" type="gradientUnscaled"/>
                 </v:fill>
@@ -18634,7 +18634,7 @@
 </file>
 
 <file path=customXml/itemProps1.xml><?xml version="1.0" encoding="utf-8"?>
-<ds:datastoreItem xmlns:ds="http://schemas.openxmlformats.org/officeDocument/2006/customXml" ds:itemID="{7ED7BAF5-7EE6-4A1B-B80D-A7843B3BF3A6}">
+<ds:datastoreItem xmlns:ds="http://schemas.openxmlformats.org/officeDocument/2006/customXml" ds:itemID="{111623DB-BD88-4B1C-90CE-F7F04772B8D3}">
   <ds:schemaRefs>
     <ds:schemaRef ds:uri="http://schemas.openxmlformats.org/officeDocument/2006/bibliography"/>
   </ds:schemaRefs>
